--- a/materialien/Welt1_Bagdad/2_Akten/KR_W1_Akte2_Die_Gegenmittel.docx
+++ b/materialien/Welt1_Bagdad/2_Akten/KR_W1_Akte2_Die_Gegenmittel.docx
@@ -3655,771 +3655,6 @@
               <w:t>.</w:t>
             </w:r>
           </w:p>
-          <w:tbl>
-            <w:tblPr>
-              <w:tblW w:type="dxa" w:w="9185"/>
-              <w:tblBorders>
-                <w:top w:val="single" w:sz="4" w:space="0" w:color="D8CDB8"/>
-                <w:left w:val="single" w:sz="4" w:space="0" w:color="D8CDB8"/>
-                <w:bottom w:val="single" w:sz="4" w:space="0" w:color="D8CDB8"/>
-                <w:right w:val="single" w:sz="4" w:space="0" w:color="D8CDB8"/>
-                <w:insideH w:val="single" w:sz="4" w:space="0" w:color="D8CDB8"/>
-                <w:insideV w:val="single" w:sz="4" w:space="0" w:color="D8CDB8"/>
-              </w:tblBorders>
-              <w:tblLayout w:type="fixed"/>
-              <w:tblLook w:firstColumn="1" w:firstRow="1" w:lastColumn="0" w:lastRow="0" w:noHBand="0" w:noVBand="1" w:val="04A0"/>
-            </w:tblPr>
-            <w:tblGrid>
-              <w:gridCol w:w="706"/>
-              <w:gridCol w:w="706"/>
-              <w:gridCol w:w="706"/>
-              <w:gridCol w:w="706"/>
-              <w:gridCol w:w="706"/>
-              <w:gridCol w:w="706"/>
-              <w:gridCol w:w="706"/>
-              <w:gridCol w:w="706"/>
-              <w:gridCol w:w="706"/>
-              <w:gridCol w:w="706"/>
-              <w:gridCol w:w="706"/>
-              <w:gridCol w:w="706"/>
-              <w:gridCol w:w="706"/>
-            </w:tblGrid>
-            <w:tr>
-              <w:trPr>
-                <w:cantSplit/>
-              </w:trPr>
-              <w:tc>
-                <w:tcPr>
-                  <w:tcW w:type="dxa" w:w="706"/>
-                  <w:shd w:val="clear" w:color="auto" w:fill="F2EADB"/>
-                  <w:tcMar>
-                    <w:top w:w="30" w:type="dxa"/>
-                    <w:start w:w="70" w:type="dxa"/>
-                    <w:bottom w:w="30" w:type="dxa"/>
-                    <w:end w:w="70" w:type="dxa"/>
-                  </w:tcMar>
-                </w:tcPr>
-                <w:p>
-                  <w:pPr>
-                    <w:spacing w:before="0" w:after="0"/>
-                    <w:jc w:val="center"/>
-                  </w:pPr>
-                  <w:r>
-                    <w:rPr>
-                      <w:rFonts w:ascii="Calibri" w:hAnsi="Calibri" w:cs="Calibri" w:eastAsia="Calibri"/>
-                      <w:b/>
-                      <w:i w:val="0"/>
-                      <w:color w:val="1B1B1F"/>
-                      <w:sz w:val="20"/>
-                    </w:rPr>
-                    <w:t>m</w:t>
-                  </w:r>
-                </w:p>
-              </w:tc>
-              <w:tc>
-                <w:tcPr>
-                  <w:tcW w:type="dxa" w:w="706"/>
-                  <w:tcMar>
-                    <w:top w:w="30" w:type="dxa"/>
-                    <w:start w:w="70" w:type="dxa"/>
-                    <w:bottom w:w="30" w:type="dxa"/>
-                    <w:end w:w="70" w:type="dxa"/>
-                  </w:tcMar>
-                </w:tcPr>
-                <w:p>
-                  <w:pPr>
-                    <w:spacing w:before="0" w:after="0"/>
-                    <w:jc w:val="center"/>
-                  </w:pPr>
-                  <w:r>
-                    <w:rPr>
-                      <w:rFonts w:ascii="Calibri" w:hAnsi="Calibri" w:cs="Calibri" w:eastAsia="Calibri"/>
-                      <w:b w:val="0"/>
-                      <w:i w:val="0"/>
-                      <w:color w:val="1B1B1F"/>
-                      <w:sz w:val="20"/>
-                    </w:rPr>
-                    <w:t>1</w:t>
-                  </w:r>
-                </w:p>
-              </w:tc>
-              <w:tc>
-                <w:tcPr>
-                  <w:tcW w:type="dxa" w:w="706"/>
-                  <w:tcMar>
-                    <w:top w:w="30" w:type="dxa"/>
-                    <w:start w:w="70" w:type="dxa"/>
-                    <w:bottom w:w="30" w:type="dxa"/>
-                    <w:end w:w="70" w:type="dxa"/>
-                  </w:tcMar>
-                </w:tcPr>
-                <w:p>
-                  <w:pPr>
-                    <w:spacing w:before="0" w:after="0"/>
-                    <w:jc w:val="center"/>
-                  </w:pPr>
-                  <w:r>
-                    <w:rPr>
-                      <w:rFonts w:ascii="Calibri" w:hAnsi="Calibri" w:cs="Calibri" w:eastAsia="Calibri"/>
-                      <w:b w:val="0"/>
-                      <w:i w:val="0"/>
-                      <w:color w:val="1B1B1F"/>
-                      <w:sz w:val="20"/>
-                    </w:rPr>
-                    <w:t>3</w:t>
-                  </w:r>
-                </w:p>
-              </w:tc>
-              <w:tc>
-                <w:tcPr>
-                  <w:tcW w:type="dxa" w:w="706"/>
-                  <w:tcMar>
-                    <w:top w:w="30" w:type="dxa"/>
-                    <w:start w:w="70" w:type="dxa"/>
-                    <w:bottom w:w="30" w:type="dxa"/>
-                    <w:end w:w="70" w:type="dxa"/>
-                  </w:tcMar>
-                </w:tcPr>
-                <w:p>
-                  <w:pPr>
-                    <w:spacing w:before="0" w:after="0"/>
-                    <w:jc w:val="center"/>
-                  </w:pPr>
-                  <w:r>
-                    <w:rPr>
-                      <w:rFonts w:ascii="Calibri" w:hAnsi="Calibri" w:cs="Calibri" w:eastAsia="Calibri"/>
-                      <w:b w:val="0"/>
-                      <w:i w:val="0"/>
-                      <w:color w:val="1B1B1F"/>
-                      <w:sz w:val="20"/>
-                    </w:rPr>
-                    <w:t>5</w:t>
-                  </w:r>
-                </w:p>
-              </w:tc>
-              <w:tc>
-                <w:tcPr>
-                  <w:tcW w:type="dxa" w:w="706"/>
-                  <w:tcMar>
-                    <w:top w:w="30" w:type="dxa"/>
-                    <w:start w:w="70" w:type="dxa"/>
-                    <w:bottom w:w="30" w:type="dxa"/>
-                    <w:end w:w="70" w:type="dxa"/>
-                  </w:tcMar>
-                </w:tcPr>
-                <w:p>
-                  <w:pPr>
-                    <w:spacing w:before="0" w:after="0"/>
-                    <w:jc w:val="center"/>
-                  </w:pPr>
-                  <w:r>
-                    <w:rPr>
-                      <w:rFonts w:ascii="Calibri" w:hAnsi="Calibri" w:cs="Calibri" w:eastAsia="Calibri"/>
-                      <w:b w:val="0"/>
-                      <w:i w:val="0"/>
-                      <w:color w:val="1B1B1F"/>
-                      <w:sz w:val="20"/>
-                    </w:rPr>
-                    <w:t>7</w:t>
-                  </w:r>
-                </w:p>
-              </w:tc>
-              <w:tc>
-                <w:tcPr>
-                  <w:tcW w:type="dxa" w:w="706"/>
-                  <w:tcMar>
-                    <w:top w:w="30" w:type="dxa"/>
-                    <w:start w:w="70" w:type="dxa"/>
-                    <w:bottom w:w="30" w:type="dxa"/>
-                    <w:end w:w="70" w:type="dxa"/>
-                  </w:tcMar>
-                </w:tcPr>
-                <w:p>
-                  <w:pPr>
-                    <w:spacing w:before="0" w:after="0"/>
-                    <w:jc w:val="center"/>
-                  </w:pPr>
-                  <w:r>
-                    <w:rPr>
-                      <w:rFonts w:ascii="Calibri" w:hAnsi="Calibri" w:cs="Calibri" w:eastAsia="Calibri"/>
-                      <w:b w:val="0"/>
-                      <w:i w:val="0"/>
-                      <w:color w:val="1B1B1F"/>
-                      <w:sz w:val="20"/>
-                    </w:rPr>
-                    <w:t>9</w:t>
-                  </w:r>
-                </w:p>
-              </w:tc>
-              <w:tc>
-                <w:tcPr>
-                  <w:tcW w:type="dxa" w:w="706"/>
-                  <w:tcMar>
-                    <w:top w:w="30" w:type="dxa"/>
-                    <w:start w:w="70" w:type="dxa"/>
-                    <w:bottom w:w="30" w:type="dxa"/>
-                    <w:end w:w="70" w:type="dxa"/>
-                  </w:tcMar>
-                </w:tcPr>
-                <w:p>
-                  <w:pPr>
-                    <w:spacing w:before="0" w:after="0"/>
-                    <w:jc w:val="center"/>
-                  </w:pPr>
-                  <w:r>
-                    <w:rPr>
-                      <w:rFonts w:ascii="Calibri" w:hAnsi="Calibri" w:cs="Calibri" w:eastAsia="Calibri"/>
-                      <w:b w:val="0"/>
-                      <w:i w:val="0"/>
-                      <w:color w:val="1B1B1F"/>
-                      <w:sz w:val="20"/>
-                    </w:rPr>
-                    <w:t>11</w:t>
-                  </w:r>
-                </w:p>
-              </w:tc>
-              <w:tc>
-                <w:tcPr>
-                  <w:tcW w:type="dxa" w:w="706"/>
-                  <w:tcMar>
-                    <w:top w:w="30" w:type="dxa"/>
-                    <w:start w:w="70" w:type="dxa"/>
-                    <w:bottom w:w="30" w:type="dxa"/>
-                    <w:end w:w="70" w:type="dxa"/>
-                  </w:tcMar>
-                </w:tcPr>
-                <w:p>
-                  <w:pPr>
-                    <w:spacing w:before="0" w:after="0"/>
-                    <w:jc w:val="center"/>
-                  </w:pPr>
-                  <w:r>
-                    <w:rPr>
-                      <w:rFonts w:ascii="Calibri" w:hAnsi="Calibri" w:cs="Calibri" w:eastAsia="Calibri"/>
-                      <w:b w:val="0"/>
-                      <w:i w:val="0"/>
-                      <w:color w:val="1B1B1F"/>
-                      <w:sz w:val="20"/>
-                    </w:rPr>
-                    <w:t>15</w:t>
-                  </w:r>
-                </w:p>
-              </w:tc>
-              <w:tc>
-                <w:tcPr>
-                  <w:tcW w:type="dxa" w:w="706"/>
-                  <w:tcMar>
-                    <w:top w:w="30" w:type="dxa"/>
-                    <w:start w:w="70" w:type="dxa"/>
-                    <w:bottom w:w="30" w:type="dxa"/>
-                    <w:end w:w="70" w:type="dxa"/>
-                  </w:tcMar>
-                </w:tcPr>
-                <w:p>
-                  <w:pPr>
-                    <w:spacing w:before="0" w:after="0"/>
-                    <w:jc w:val="center"/>
-                  </w:pPr>
-                  <w:r>
-                    <w:rPr>
-                      <w:rFonts w:ascii="Calibri" w:hAnsi="Calibri" w:cs="Calibri" w:eastAsia="Calibri"/>
-                      <w:b w:val="0"/>
-                      <w:i w:val="0"/>
-                      <w:color w:val="1B1B1F"/>
-                      <w:sz w:val="20"/>
-                    </w:rPr>
-                    <w:t>17</w:t>
-                  </w:r>
-                </w:p>
-              </w:tc>
-              <w:tc>
-                <w:tcPr>
-                  <w:tcW w:type="dxa" w:w="706"/>
-                  <w:tcMar>
-                    <w:top w:w="30" w:type="dxa"/>
-                    <w:start w:w="70" w:type="dxa"/>
-                    <w:bottom w:w="30" w:type="dxa"/>
-                    <w:end w:w="70" w:type="dxa"/>
-                  </w:tcMar>
-                </w:tcPr>
-                <w:p>
-                  <w:pPr>
-                    <w:spacing w:before="0" w:after="0"/>
-                    <w:jc w:val="center"/>
-                  </w:pPr>
-                  <w:r>
-                    <w:rPr>
-                      <w:rFonts w:ascii="Calibri" w:hAnsi="Calibri" w:cs="Calibri" w:eastAsia="Calibri"/>
-                      <w:b w:val="0"/>
-                      <w:i w:val="0"/>
-                      <w:color w:val="1B1B1F"/>
-                      <w:sz w:val="20"/>
-                    </w:rPr>
-                    <w:t>19</w:t>
-                  </w:r>
-                </w:p>
-              </w:tc>
-              <w:tc>
-                <w:tcPr>
-                  <w:tcW w:type="dxa" w:w="706"/>
-                  <w:tcMar>
-                    <w:top w:w="30" w:type="dxa"/>
-                    <w:start w:w="70" w:type="dxa"/>
-                    <w:bottom w:w="30" w:type="dxa"/>
-                    <w:end w:w="70" w:type="dxa"/>
-                  </w:tcMar>
-                </w:tcPr>
-                <w:p>
-                  <w:pPr>
-                    <w:spacing w:before="0" w:after="0"/>
-                    <w:jc w:val="center"/>
-                  </w:pPr>
-                  <w:r>
-                    <w:rPr>
-                      <w:rFonts w:ascii="Calibri" w:hAnsi="Calibri" w:cs="Calibri" w:eastAsia="Calibri"/>
-                      <w:b w:val="0"/>
-                      <w:i w:val="0"/>
-                      <w:color w:val="1B1B1F"/>
-                      <w:sz w:val="20"/>
-                    </w:rPr>
-                    <w:t>21</w:t>
-                  </w:r>
-                </w:p>
-              </w:tc>
-              <w:tc>
-                <w:tcPr>
-                  <w:tcW w:type="dxa" w:w="706"/>
-                  <w:tcMar>
-                    <w:top w:w="30" w:type="dxa"/>
-                    <w:start w:w="70" w:type="dxa"/>
-                    <w:bottom w:w="30" w:type="dxa"/>
-                    <w:end w:w="70" w:type="dxa"/>
-                  </w:tcMar>
-                </w:tcPr>
-                <w:p>
-                  <w:pPr>
-                    <w:spacing w:before="0" w:after="0"/>
-                    <w:jc w:val="center"/>
-                  </w:pPr>
-                  <w:r>
-                    <w:rPr>
-                      <w:rFonts w:ascii="Calibri" w:hAnsi="Calibri" w:cs="Calibri" w:eastAsia="Calibri"/>
-                      <w:b w:val="0"/>
-                      <w:i w:val="0"/>
-                      <w:color w:val="1B1B1F"/>
-                      <w:sz w:val="20"/>
-                    </w:rPr>
-                    <w:t>23</w:t>
-                  </w:r>
-                </w:p>
-              </w:tc>
-              <w:tc>
-                <w:tcPr>
-                  <w:tcW w:type="dxa" w:w="706"/>
-                  <w:tcMar>
-                    <w:top w:w="30" w:type="dxa"/>
-                    <w:start w:w="70" w:type="dxa"/>
-                    <w:bottom w:w="30" w:type="dxa"/>
-                    <w:end w:w="70" w:type="dxa"/>
-                  </w:tcMar>
-                </w:tcPr>
-                <w:p>
-                  <w:pPr>
-                    <w:spacing w:before="0" w:after="0"/>
-                    <w:jc w:val="center"/>
-                  </w:pPr>
-                  <w:r>
-                    <w:rPr>
-                      <w:rFonts w:ascii="Calibri" w:hAnsi="Calibri" w:cs="Calibri" w:eastAsia="Calibri"/>
-                      <w:b w:val="0"/>
-                      <w:i w:val="0"/>
-                      <w:color w:val="1B1B1F"/>
-                      <w:sz w:val="20"/>
-                    </w:rPr>
-                    <w:t>25</w:t>
-                  </w:r>
-                </w:p>
-              </w:tc>
-            </w:tr>
-            <w:tr>
-              <w:trPr>
-                <w:cantSplit/>
-              </w:trPr>
-              <w:tc>
-                <w:tcPr>
-                  <w:tcW w:type="dxa" w:w="706"/>
-                  <w:shd w:val="clear" w:color="auto" w:fill="F2EADB"/>
-                  <w:tcMar>
-                    <w:top w:w="30" w:type="dxa"/>
-                    <w:start w:w="70" w:type="dxa"/>
-                    <w:bottom w:w="30" w:type="dxa"/>
-                    <w:end w:w="70" w:type="dxa"/>
-                  </w:tcMar>
-                </w:tcPr>
-                <w:p>
-                  <w:pPr>
-                    <w:spacing w:before="0" w:after="0"/>
-                    <w:jc w:val="center"/>
-                  </w:pPr>
-                  <w:r>
-                    <w:rPr>
-                      <w:rFonts w:ascii="Calibri" w:hAnsi="Calibri" w:cs="Calibri" w:eastAsia="Calibri"/>
-                      <w:b/>
-                      <w:i w:val="0"/>
-                      <w:color w:val="1B1B1F"/>
-                      <w:sz w:val="20"/>
-                    </w:rPr>
-                    <w:t>m</w:t>
-                  </w:r>
-                  <w:r>
-                    <w:rPr>
-                      <w:rFonts w:ascii="Calibri" w:hAnsi="Calibri" w:cs="Calibri" w:eastAsia="Calibri"/>
-                      <w:b/>
-                      <w:i w:val="0"/>
-                      <w:color w:val="1B1B1F"/>
-                      <w:sz w:val="20"/>
-                      <w:vertAlign w:val="superscript"/>
-                    </w:rPr>
-                    <w:t>−1</w:t>
-                  </w:r>
-                </w:p>
-              </w:tc>
-              <w:tc>
-                <w:tcPr>
-                  <w:tcW w:type="dxa" w:w="706"/>
-                  <w:tcMar>
-                    <w:top w:w="30" w:type="dxa"/>
-                    <w:start w:w="70" w:type="dxa"/>
-                    <w:bottom w:w="30" w:type="dxa"/>
-                    <w:end w:w="70" w:type="dxa"/>
-                  </w:tcMar>
-                </w:tcPr>
-                <w:p>
-                  <w:pPr>
-                    <w:spacing w:before="0" w:after="0"/>
-                    <w:jc w:val="center"/>
-                  </w:pPr>
-                  <w:r>
-                    <w:rPr>
-                      <w:rFonts w:ascii="Calibri" w:hAnsi="Calibri" w:cs="Calibri" w:eastAsia="Calibri"/>
-                      <w:b w:val="0"/>
-                      <w:i w:val="0"/>
-                      <w:color w:val="1B1B1F"/>
-                      <w:sz w:val="20"/>
-                    </w:rPr>
-                    <w:t>1</w:t>
-                  </w:r>
-                </w:p>
-              </w:tc>
-              <w:tc>
-                <w:tcPr>
-                  <w:tcW w:type="dxa" w:w="706"/>
-                  <w:tcMar>
-                    <w:top w:w="30" w:type="dxa"/>
-                    <w:start w:w="70" w:type="dxa"/>
-                    <w:bottom w:w="30" w:type="dxa"/>
-                    <w:end w:w="70" w:type="dxa"/>
-                  </w:tcMar>
-                </w:tcPr>
-                <w:p>
-                  <w:pPr>
-                    <w:spacing w:before="0" w:after="0"/>
-                    <w:jc w:val="center"/>
-                  </w:pPr>
-                  <w:r>
-                    <w:rPr>
-                      <w:rFonts w:ascii="Calibri" w:hAnsi="Calibri" w:cs="Calibri" w:eastAsia="Calibri"/>
-                      <w:b w:val="0"/>
-                      <w:i w:val="0"/>
-                      <w:color w:val="1B1B1F"/>
-                      <w:sz w:val="20"/>
-                    </w:rPr>
-                    <w:t>9</w:t>
-                  </w:r>
-                </w:p>
-              </w:tc>
-              <w:tc>
-                <w:tcPr>
-                  <w:tcW w:type="dxa" w:w="706"/>
-                  <w:tcMar>
-                    <w:top w:w="30" w:type="dxa"/>
-                    <w:start w:w="70" w:type="dxa"/>
-                    <w:bottom w:w="30" w:type="dxa"/>
-                    <w:end w:w="70" w:type="dxa"/>
-                  </w:tcMar>
-                </w:tcPr>
-                <w:p>
-                  <w:pPr>
-                    <w:spacing w:before="0" w:after="0"/>
-                    <w:jc w:val="center"/>
-                  </w:pPr>
-                  <w:r>
-                    <w:rPr>
-                      <w:rFonts w:ascii="Calibri" w:hAnsi="Calibri" w:cs="Calibri" w:eastAsia="Calibri"/>
-                      <w:b w:val="0"/>
-                      <w:i w:val="0"/>
-                      <w:color w:val="1B1B1F"/>
-                      <w:sz w:val="20"/>
-                    </w:rPr>
-                    <w:t>21</w:t>
-                  </w:r>
-                </w:p>
-              </w:tc>
-              <w:tc>
-                <w:tcPr>
-                  <w:tcW w:type="dxa" w:w="706"/>
-                  <w:tcMar>
-                    <w:top w:w="30" w:type="dxa"/>
-                    <w:start w:w="70" w:type="dxa"/>
-                    <w:bottom w:w="30" w:type="dxa"/>
-                    <w:end w:w="70" w:type="dxa"/>
-                  </w:tcMar>
-                </w:tcPr>
-                <w:p>
-                  <w:pPr>
-                    <w:spacing w:before="0" w:after="0"/>
-                    <w:jc w:val="center"/>
-                  </w:pPr>
-                  <w:r>
-                    <w:rPr>
-                      <w:rFonts w:ascii="Calibri" w:hAnsi="Calibri" w:cs="Calibri" w:eastAsia="Calibri"/>
-                      <w:b w:val="0"/>
-                      <w:i w:val="0"/>
-                      <w:color w:val="1B1B1F"/>
-                      <w:sz w:val="20"/>
-                    </w:rPr>
-                    <w:t>15</w:t>
-                  </w:r>
-                </w:p>
-              </w:tc>
-              <w:tc>
-                <w:tcPr>
-                  <w:tcW w:type="dxa" w:w="706"/>
-                  <w:tcMar>
-                    <w:top w:w="30" w:type="dxa"/>
-                    <w:start w:w="70" w:type="dxa"/>
-                    <w:bottom w:w="30" w:type="dxa"/>
-                    <w:end w:w="70" w:type="dxa"/>
-                  </w:tcMar>
-                </w:tcPr>
-                <w:p>
-                  <w:pPr>
-                    <w:spacing w:before="0" w:after="0"/>
-                    <w:jc w:val="center"/>
-                  </w:pPr>
-                  <w:r>
-                    <w:rPr>
-                      <w:rFonts w:ascii="Calibri" w:hAnsi="Calibri" w:cs="Calibri" w:eastAsia="Calibri"/>
-                      <w:b w:val="0"/>
-                      <w:i w:val="0"/>
-                      <w:color w:val="1B1B1F"/>
-                      <w:sz w:val="20"/>
-                    </w:rPr>
-                    <w:t>3</w:t>
-                  </w:r>
-                </w:p>
-              </w:tc>
-              <w:tc>
-                <w:tcPr>
-                  <w:tcW w:type="dxa" w:w="706"/>
-                  <w:tcMar>
-                    <w:top w:w="30" w:type="dxa"/>
-                    <w:start w:w="70" w:type="dxa"/>
-                    <w:bottom w:w="30" w:type="dxa"/>
-                    <w:end w:w="70" w:type="dxa"/>
-                  </w:tcMar>
-                </w:tcPr>
-                <w:p>
-                  <w:pPr>
-                    <w:spacing w:before="0" w:after="0"/>
-                    <w:jc w:val="center"/>
-                  </w:pPr>
-                  <w:r>
-                    <w:rPr>
-                      <w:rFonts w:ascii="Calibri" w:hAnsi="Calibri" w:cs="Calibri" w:eastAsia="Calibri"/>
-                      <w:b w:val="0"/>
-                      <w:i w:val="0"/>
-                      <w:color w:val="1B1B1F"/>
-                      <w:sz w:val="20"/>
-                    </w:rPr>
-                    <w:t>19</w:t>
-                  </w:r>
-                </w:p>
-              </w:tc>
-              <w:tc>
-                <w:tcPr>
-                  <w:tcW w:type="dxa" w:w="706"/>
-                  <w:tcMar>
-                    <w:top w:w="30" w:type="dxa"/>
-                    <w:start w:w="70" w:type="dxa"/>
-                    <w:bottom w:w="30" w:type="dxa"/>
-                    <w:end w:w="70" w:type="dxa"/>
-                  </w:tcMar>
-                </w:tcPr>
-                <w:p>
-                  <w:pPr>
-                    <w:spacing w:before="0" w:after="0"/>
-                    <w:jc w:val="center"/>
-                  </w:pPr>
-                  <w:r>
-                    <w:rPr>
-                      <w:rFonts w:ascii="Calibri" w:hAnsi="Calibri" w:cs="Calibri" w:eastAsia="Calibri"/>
-                      <w:b w:val="0"/>
-                      <w:i w:val="0"/>
-                      <w:color w:val="1B1B1F"/>
-                      <w:sz w:val="20"/>
-                    </w:rPr>
-                    <w:t>7</w:t>
-                  </w:r>
-                </w:p>
-              </w:tc>
-              <w:tc>
-                <w:tcPr>
-                  <w:tcW w:type="dxa" w:w="706"/>
-                  <w:tcMar>
-                    <w:top w:w="30" w:type="dxa"/>
-                    <w:start w:w="70" w:type="dxa"/>
-                    <w:bottom w:w="30" w:type="dxa"/>
-                    <w:end w:w="70" w:type="dxa"/>
-                  </w:tcMar>
-                </w:tcPr>
-                <w:p>
-                  <w:pPr>
-                    <w:spacing w:before="0" w:after="0"/>
-                    <w:jc w:val="center"/>
-                  </w:pPr>
-                  <w:r>
-                    <w:rPr>
-                      <w:rFonts w:ascii="Calibri" w:hAnsi="Calibri" w:cs="Calibri" w:eastAsia="Calibri"/>
-                      <w:b w:val="0"/>
-                      <w:i w:val="0"/>
-                      <w:color w:val="1B1B1F"/>
-                      <w:sz w:val="20"/>
-                    </w:rPr>
-                    <w:t>23</w:t>
-                  </w:r>
-                </w:p>
-              </w:tc>
-              <w:tc>
-                <w:tcPr>
-                  <w:tcW w:type="dxa" w:w="706"/>
-                  <w:tcMar>
-                    <w:top w:w="30" w:type="dxa"/>
-                    <w:start w:w="70" w:type="dxa"/>
-                    <w:bottom w:w="30" w:type="dxa"/>
-                    <w:end w:w="70" w:type="dxa"/>
-                  </w:tcMar>
-                </w:tcPr>
-                <w:p>
-                  <w:pPr>
-                    <w:spacing w:before="0" w:after="0"/>
-                    <w:jc w:val="center"/>
-                  </w:pPr>
-                  <w:r>
-                    <w:rPr>
-                      <w:rFonts w:ascii="Calibri" w:hAnsi="Calibri" w:cs="Calibri" w:eastAsia="Calibri"/>
-                      <w:b w:val="0"/>
-                      <w:i w:val="0"/>
-                      <w:color w:val="1B1B1F"/>
-                      <w:sz w:val="20"/>
-                    </w:rPr>
-                    <w:t>11</w:t>
-                  </w:r>
-                </w:p>
-              </w:tc>
-              <w:tc>
-                <w:tcPr>
-                  <w:tcW w:type="dxa" w:w="706"/>
-                  <w:tcMar>
-                    <w:top w:w="30" w:type="dxa"/>
-                    <w:start w:w="70" w:type="dxa"/>
-                    <w:bottom w:w="30" w:type="dxa"/>
-                    <w:end w:w="70" w:type="dxa"/>
-                  </w:tcMar>
-                </w:tcPr>
-                <w:p>
-                  <w:pPr>
-                    <w:spacing w:before="0" w:after="0"/>
-                    <w:jc w:val="center"/>
-                  </w:pPr>
-                  <w:r>
-                    <w:rPr>
-                      <w:rFonts w:ascii="Calibri" w:hAnsi="Calibri" w:cs="Calibri" w:eastAsia="Calibri"/>
-                      <w:b w:val="0"/>
-                      <w:i w:val="0"/>
-                      <w:color w:val="1B1B1F"/>
-                      <w:sz w:val="20"/>
-                    </w:rPr>
-                    <w:t>5</w:t>
-                  </w:r>
-                </w:p>
-              </w:tc>
-              <w:tc>
-                <w:tcPr>
-                  <w:tcW w:type="dxa" w:w="706"/>
-                  <w:tcMar>
-                    <w:top w:w="30" w:type="dxa"/>
-                    <w:start w:w="70" w:type="dxa"/>
-                    <w:bottom w:w="30" w:type="dxa"/>
-                    <w:end w:w="70" w:type="dxa"/>
-                  </w:tcMar>
-                </w:tcPr>
-                <w:p>
-                  <w:pPr>
-                    <w:spacing w:before="0" w:after="0"/>
-                    <w:jc w:val="center"/>
-                  </w:pPr>
-                  <w:r>
-                    <w:rPr>
-                      <w:rFonts w:ascii="Calibri" w:hAnsi="Calibri" w:cs="Calibri" w:eastAsia="Calibri"/>
-                      <w:b w:val="0"/>
-                      <w:i w:val="0"/>
-                      <w:color w:val="1B1B1F"/>
-                      <w:sz w:val="20"/>
-                    </w:rPr>
-                    <w:t>17</w:t>
-                  </w:r>
-                </w:p>
-              </w:tc>
-              <w:tc>
-                <w:tcPr>
-                  <w:tcW w:type="dxa" w:w="706"/>
-                  <w:tcMar>
-                    <w:top w:w="30" w:type="dxa"/>
-                    <w:start w:w="70" w:type="dxa"/>
-                    <w:bottom w:w="30" w:type="dxa"/>
-                    <w:end w:w="70" w:type="dxa"/>
-                  </w:tcMar>
-                </w:tcPr>
-                <w:p>
-                  <w:pPr>
-                    <w:spacing w:before="0" w:after="0"/>
-                    <w:jc w:val="center"/>
-                  </w:pPr>
-                  <w:r>
-                    <w:rPr>
-                      <w:rFonts w:ascii="Calibri" w:hAnsi="Calibri" w:cs="Calibri" w:eastAsia="Calibri"/>
-                      <w:b w:val="0"/>
-                      <w:i w:val="0"/>
-                      <w:color w:val="1B1B1F"/>
-                      <w:sz w:val="20"/>
-                    </w:rPr>
-                    <w:t>25</w:t>
-                  </w:r>
-                </w:p>
-              </w:tc>
-            </w:tr>
-          </w:tbl>
-          <w:p/>
-          <w:p>
-            <w:pPr>
-              <w:spacing w:before="0" w:after="0" w:line="240" w:lineRule="auto"/>
-              <w:rPr>
-                <w:sz w:val="6"/>
-              </w:rPr>
-            </w:pPr>
-            <w:r/>
-          </w:p>
           <w:p>
             <w:pPr>
               <w:spacing w:before="0" w:after="80"/>

--- a/materialien/Welt1_Bagdad/2_Akten/KR_W1_Akte2_Die_Gegenmittel.docx
+++ b/materialien/Welt1_Bagdad/2_Akten/KR_W1_Akte2_Die_Gegenmittel.docx
@@ -7066,7 +7066,7 @@
           <w:color w:val="1B1B1F"/>
           <w:sz w:val="22"/>
         </w:rPr>
-        <w:t xml:space="preserve"> ohne Taschenrechner die inversen Schlüssel zu m = 5, 9, 11, 17 mod 26. Notiere den Weg mit den Zahlen 27, 53, 79, …</w:t>
+        <w:t xml:space="preserve"> ohne Taschenrechner die inversen Schlüssel zu m = 5, 11, 17, 25 mod 26. Notiere den Weg mit den Zahlen 27, 53, 79, …</w:t>
       </w:r>
     </w:p>
     <w:tbl>
@@ -7277,70 +7277,6 @@
                 <w:color w:val="1B1B1F"/>
                 <w:sz w:val="20"/>
               </w:rPr>
-              <w:t>9</w:t>
-            </w:r>
-          </w:p>
-        </w:tc>
-        <w:tc>
-          <w:tcPr>
-            <w:tcW w:type="dxa" w:w="6236"/>
-            <w:tcMar>
-              <w:top w:w="30" w:type="dxa"/>
-              <w:start w:w="70" w:type="dxa"/>
-              <w:bottom w:w="30" w:type="dxa"/>
-              <w:end w:w="70" w:type="dxa"/>
-            </w:tcMar>
-          </w:tcPr>
-          <w:p>
-            <w:pPr>
-              <w:spacing w:before="0" w:after="0"/>
-            </w:pPr>
-          </w:p>
-        </w:tc>
-        <w:tc>
-          <w:tcPr>
-            <w:tcW w:type="dxa" w:w="1247"/>
-            <w:tcMar>
-              <w:top w:w="30" w:type="dxa"/>
-              <w:start w:w="70" w:type="dxa"/>
-              <w:bottom w:w="30" w:type="dxa"/>
-              <w:end w:w="70" w:type="dxa"/>
-            </w:tcMar>
-          </w:tcPr>
-          <w:p>
-            <w:pPr>
-              <w:spacing w:before="0" w:after="0"/>
-            </w:pPr>
-          </w:p>
-        </w:tc>
-      </w:tr>
-      <w:tr>
-        <w:trPr>
-          <w:cantSplit/>
-        </w:trPr>
-        <w:tc>
-          <w:tcPr>
-            <w:tcW w:type="dxa" w:w="907"/>
-            <w:shd w:val="clear" w:color="auto" w:fill="F2EADB"/>
-            <w:tcMar>
-              <w:top w:w="30" w:type="dxa"/>
-              <w:start w:w="70" w:type="dxa"/>
-              <w:bottom w:w="30" w:type="dxa"/>
-              <w:end w:w="70" w:type="dxa"/>
-            </w:tcMar>
-          </w:tcPr>
-          <w:p>
-            <w:pPr>
-              <w:spacing w:before="0" w:after="0"/>
-            </w:pPr>
-            <w:r>
-              <w:rPr>
-                <w:rFonts w:ascii="Calibri" w:hAnsi="Calibri" w:cs="Calibri" w:eastAsia="Calibri"/>
-                <w:b/>
-                <w:i w:val="0"/>
-                <w:color w:val="1B1B1F"/>
-                <w:sz w:val="20"/>
-              </w:rPr>
               <w:t>11</w:t>
             </w:r>
           </w:p>
@@ -7406,6 +7342,70 @@
                 <w:sz w:val="20"/>
               </w:rPr>
               <w:t>17</w:t>
+            </w:r>
+          </w:p>
+        </w:tc>
+        <w:tc>
+          <w:tcPr>
+            <w:tcW w:type="dxa" w:w="6236"/>
+            <w:tcMar>
+              <w:top w:w="30" w:type="dxa"/>
+              <w:start w:w="70" w:type="dxa"/>
+              <w:bottom w:w="30" w:type="dxa"/>
+              <w:end w:w="70" w:type="dxa"/>
+            </w:tcMar>
+          </w:tcPr>
+          <w:p>
+            <w:pPr>
+              <w:spacing w:before="0" w:after="0"/>
+            </w:pPr>
+          </w:p>
+        </w:tc>
+        <w:tc>
+          <w:tcPr>
+            <w:tcW w:type="dxa" w:w="1247"/>
+            <w:tcMar>
+              <w:top w:w="30" w:type="dxa"/>
+              <w:start w:w="70" w:type="dxa"/>
+              <w:bottom w:w="30" w:type="dxa"/>
+              <w:end w:w="70" w:type="dxa"/>
+            </w:tcMar>
+          </w:tcPr>
+          <w:p>
+            <w:pPr>
+              <w:spacing w:before="0" w:after="0"/>
+            </w:pPr>
+          </w:p>
+        </w:tc>
+      </w:tr>
+      <w:tr>
+        <w:trPr>
+          <w:cantSplit/>
+        </w:trPr>
+        <w:tc>
+          <w:tcPr>
+            <w:tcW w:type="dxa" w:w="907"/>
+            <w:shd w:val="clear" w:color="auto" w:fill="F2EADB"/>
+            <w:tcMar>
+              <w:top w:w="30" w:type="dxa"/>
+              <w:start w:w="70" w:type="dxa"/>
+              <w:bottom w:w="30" w:type="dxa"/>
+              <w:end w:w="70" w:type="dxa"/>
+            </w:tcMar>
+          </w:tcPr>
+          <w:p>
+            <w:pPr>
+              <w:spacing w:before="0" w:after="0"/>
+            </w:pPr>
+            <w:r>
+              <w:rPr>
+                <w:rFonts w:ascii="Calibri" w:hAnsi="Calibri" w:cs="Calibri" w:eastAsia="Calibri"/>
+                <w:b/>
+                <w:i w:val="0"/>
+                <w:color w:val="1B1B1F"/>
+                <w:sz w:val="20"/>
+              </w:rPr>
+              <w:t>25</w:t>
             </w:r>
           </w:p>
         </w:tc>
@@ -9197,7 +9197,7 @@
           <w:color w:val="1B1B1F"/>
           <w:sz w:val="22"/>
         </w:rPr>
-        <w:t>17 42 56 15 72 77 92 53 39</w:t>
+        <w:t>88 15 34 35 42 13 24 30 39 77 94</w:t>
       </w:r>
       <w:r>
         <w:rPr>
@@ -9937,7 +9937,7 @@
                 <w:color w:val="1B1B1F"/>
                 <w:sz w:val="22"/>
               </w:rPr>
-              <w:t>20 03 26 24</w:t>
+              <w:t>12 10 21 13</w:t>
             </w:r>
             <w:r>
               <w:rPr>
